--- a/T01.1 FavoriteRoute — модель с дополнением 19.10.2026.docx
+++ b/T01.1 FavoriteRoute — модель с дополнением 19.10.2026.docx
@@ -113,7 +113,7 @@
           <w:szCs w:val="24"/>
           <w:lang w:val="ru-RU"/>
         </w:rPr>
-        <w:t>Редакция 19.10.2026. Изменения относительно согласованной модели 15.10.2026 выделены синим: служебная таблица favorite_route_request и уточнённое правило деактивации (решение архитектора).</w:t>
+        <w:t>Редакция 19.10.2026. Изменения относительно согласованной модели 15.10.2026 выделены синим: служебная таблица favorite_route_request и правило деактивации (решение архитектора), решения заказчика по периоду со встречи 15.10.2026 (З1–З3), уточнения схемы.</w:t>
       </w:r>
     </w:p>
     <w:p>
@@ -349,7 +349,7 @@
           <w:szCs w:val="24"/>
           <w:lang w:val="ru-RU"/>
         </w:rPr>
-        <w:t xml:space="preserve"> и передача их в событии заявки service.request</w:t>
+        <w:t xml:space="preserve"> и передача их в событии заявки service.request и в ответе чтения заявки по id</w:t>
       </w:r>
       <w:r>
         <w:rPr>
@@ -390,7 +390,26 @@
           <w:szCs w:val="24"/>
           <w:lang w:val="ru-RU"/>
         </w:rPr>
-        <w:t xml:space="preserve"> Архитектурные решения согласованы. Открыты только вопросы заказчику З1–З3, приведённые в разделе 8. </w:t>
+        <w:t xml:space="preserve"> Архитектурные решения согласованы. </w:t>
+      </w:r>
+      <w:r>
+        <w:rPr>
+          <w:rFonts w:ascii="Times New Roman" w:hAnsi="Times New Roman" w:cs="Times New Roman"/>
+          <w:color w:val="0070C0"/>
+          <w:sz w:val="24"/>
+          <w:szCs w:val="24"/>
+          <w:lang w:val="ru-RU"/>
+        </w:rPr>
+        <w:t>Ответы заказчика на З1–З3 получены на встрече 15.10.2026, решения приведены в разделе 5.</w:t>
+      </w:r>
+      <w:r>
+        <w:rPr>
+          <w:rFonts w:ascii="Times New Roman" w:hAnsi="Times New Roman" w:cs="Times New Roman"/>
+          <w:sz w:val="24"/>
+          <w:szCs w:val="24"/>
+          <w:lang w:val="ru-RU"/>
+        </w:rPr>
+        <w:t xml:space="preserve"> </w:t>
       </w:r>
       <w:r>
         <w:rPr>
@@ -636,7 +655,7 @@
           <w:szCs w:val="24"/>
           <w:lang w:val="ru-RU"/>
         </w:rPr>
-        <w:t xml:space="preserve"> Служебная таблица favorite_route_request хранит связи заявок с маршрутами и заполняется по событиям заявок (раздел 7).</w:t>
+        <w:t xml:space="preserve"> Служебная таблица favorite_route_request хранит связи заявок с маршрутами: она заполняется по событиям заявок и уточняется чтением заявок перед деактивацией (раздел 7).</w:t>
       </w:r>
     </w:p>
     <w:p>
@@ -872,7 +891,7 @@
           <w:szCs w:val="24"/>
           <w:lang w:val="ru-RU"/>
         </w:rPr>
-        <w:t xml:space="preserve"> favorite_route_request.favorite_route_id логически ссылается на favorite_route.id, request_id — на заявку внешнего сервиса. FK для них не создаются: ошибочное значение в событии не должно останавливать обработку событий.</w:t>
+        <w:t xml:space="preserve"> favorite_route_request.favorite_route_id логически ссылается на favorite_route.id, request_id — на заявку внешнего сервиса, organization_id — на организацию. FK для них не создаются: ошибочное значение в событии не должно останавливать обработку событий.</w:t>
       </w:r>
     </w:p>
     <w:p>
@@ -1182,7 +1201,7 @@
             <v:path o:extrusionok="f" gradientshapeok="t" o:connecttype="rect"/>
             <o:lock v:ext="edit" aspectratio="t"/>
           </v:shapetype>
-          <v:shape id="_x0000_i1025" type="#_x0000_t75" style="width:466.7pt;height:668pt">
+          <v:shape id="_x0000_i1025" type="#_x0000_t75" style="width:466.7pt;height:676.7pt">
             <v:imagedata r:id="rId8" o:title="T01"/>
           </v:shape>
         </w:pict>
@@ -3676,7 +3695,17 @@
                 <w:szCs w:val="18"/>
                 <w:lang w:val="ru-RU"/>
               </w:rPr>
-              <w:t xml:space="preserve">. Возможность переноса начальной даты назад отсутствует – возможность редактирования отсутствует.</w:t>
+              <w:t xml:space="preserve">. </w:t>
+            </w:r>
+            <w:r>
+              <w:rPr>
+                <w:rFonts w:ascii="Times New Roman" w:hAnsi="Times New Roman" w:cs="Times New Roman"/>
+                <w:color w:val="0070C0"/>
+                <w:sz w:val="18"/>
+                <w:szCs w:val="18"/>
+                <w:lang w:val="ru-RU"/>
+              </w:rPr>
+              <w:t>Дату начала можно изменить, пока она не наступила, на любую дату не раньше текущей; после наступления valid_from не меняется (З1, раздел 5).</w:t>
             </w:r>
           </w:p>
         </w:tc>
@@ -3828,6 +3857,14 @@
                 <w:szCs w:val="18"/>
               </w:rPr>
               <w:t>is_active</w:t>
+            </w:r>
+            <w:r>
+              <w:rPr>
+                <w:color w:val="0070C0"/>
+                <w:sz w:val="18"/>
+                <w:szCs w:val="18"/>
+              </w:rPr>
+              <w:t>. Истёкшую запись, не удалённую вручную, можно продлить (З2, раздел 5).</w:t>
             </w:r>
           </w:p>
           <w:p>
@@ -8028,7 +8065,86 @@
           <w:szCs w:val="24"/>
           <w:lang w:val="ru-RU"/>
         </w:rPr>
-        <w:t xml:space="preserve">Подтверждено заказчиком: срок можно изменять «только в большую сторону и с проверкой на действующий тариф». Возможность переноса начальной даты назад требует ответа З1; продление истёкшей записи - З2.</w:t>
+        <w:t xml:space="preserve">Подтверждено заказчиком: срок можно изменять «только в большую сторону и с проверкой на действующий тариф». </w:t>
+      </w:r>
+      <w:r>
+        <w:rPr>
+          <w:rFonts w:ascii="Times New Roman" w:hAnsi="Times New Roman" w:cs="Times New Roman"/>
+          <w:color w:val="0070C0"/>
+          <w:sz w:val="24"/>
+          <w:szCs w:val="24"/>
+          <w:lang w:val="ru-RU"/>
+        </w:rPr>
+        <w:t>Решения заказчика на встрече 15.10.2026:</w:t>
+      </w:r>
+    </w:p>
+    <w:p>
+      <w:pPr>
+        <w:spacing w:after="0" w:line="240" w:lineRule="auto"/>
+        <w:ind w:firstLine="709"/>
+        <w:jc w:val="both"/>
+        <w:rPr>
+          <w:rFonts w:ascii="Times New Roman" w:hAnsi="Times New Roman" w:cs="Times New Roman"/>
+          <w:sz w:val="24"/>
+          <w:szCs w:val="24"/>
+          <w:lang w:val="ru-RU"/>
+        </w:rPr>
+      </w:pPr>
+      <w:r>
+        <w:rPr>
+          <w:rFonts w:ascii="Times New Roman" w:hAnsi="Times New Roman" w:cs="Times New Roman"/>
+          <w:color w:val="0070C0"/>
+          <w:sz w:val="24"/>
+          <w:szCs w:val="24"/>
+          <w:lang w:val="ru-RU"/>
+        </w:rPr>
+        <w:t>З1 — дату начала можно изменить, пока она не наступила: новое значение — любая дата не раньше текущей, задним числом период не меняется. После наступления даты начала valid_from не меняется. Текущая дата автоматически не подставляется; как и для истечения, она определяется в часовом поясе первой точки.</w:t>
+      </w:r>
+    </w:p>
+    <w:p>
+      <w:pPr>
+        <w:spacing w:after="0" w:line="240" w:lineRule="auto"/>
+        <w:ind w:firstLine="709"/>
+        <w:jc w:val="both"/>
+        <w:rPr>
+          <w:rFonts w:ascii="Times New Roman" w:hAnsi="Times New Roman" w:cs="Times New Roman"/>
+          <w:sz w:val="24"/>
+          <w:szCs w:val="24"/>
+          <w:lang w:val="ru-RU"/>
+        </w:rPr>
+      </w:pPr>
+      <w:r>
+        <w:rPr>
+          <w:rFonts w:ascii="Times New Roman" w:hAnsi="Times New Roman" w:cs="Times New Roman"/>
+          <w:color w:val="0070C0"/>
+          <w:sz w:val="24"/>
+          <w:szCs w:val="24"/>
+          <w:lang w:val="ru-RU"/>
+        </w:rPr>
+        <w:t>З2 — истёкшую запись, не удалённую вручную, можно продлить увеличением valid_to, если связанный тариф действует; новая запись для этого не нужна.</w:t>
+      </w:r>
+    </w:p>
+    <w:p>
+      <w:pPr>
+        <w:spacing w:after="0" w:line="240" w:lineRule="auto"/>
+        <w:ind w:firstLine="709"/>
+        <w:jc w:val="both"/>
+        <w:rPr>
+          <w:rFonts w:ascii="Times New Roman" w:hAnsi="Times New Roman" w:cs="Times New Roman"/>
+          <w:sz w:val="24"/>
+          <w:szCs w:val="24"/>
+          <w:lang w:val="ru-RU"/>
+        </w:rPr>
+      </w:pPr>
+      <w:r>
+        <w:rPr>
+          <w:rFonts w:ascii="Times New Roman" w:hAnsi="Times New Roman" w:cs="Times New Roman"/>
+          <w:color w:val="0070C0"/>
+          <w:sz w:val="24"/>
+          <w:szCs w:val="24"/>
+          <w:lang w:val="ru-RU"/>
+        </w:rPr>
+        <w:t>З3 — вопрос снят: истёкшие и удалённые записи в проверке дублей не участвуют (подраздел «Дубли и версия»), при продлении проверяется новое состояние.</w:t>
       </w:r>
     </w:p>
     <w:p>
@@ -12246,7 +12362,7 @@
           <w:szCs w:val="24"/>
           <w:lang w:val="ru-RU"/>
         </w:rPr>
-        <w:t>Таблица favorite_route.favorite_route_request хранит заявки, связанные с избранными маршрутами. Она заполняется по событиям существующего топика заявок service.request: в рамках T04.1 сервис заявок передаёт в событии ссылку на маршрут и его версию. Таблица нужна для запрета деактивации при незавершённых заявках, признака активных заявок в карточке маршрута и выявления заявок, связанных с маршрутом после деактивации.</w:t>
+        <w:t>Таблица favorite_route.favorite_route_request хранит заявки, связанные с избранными маршрутами. Она заполняется по событиям существующего топика заявок service.request: в рамках T04.1 сервис заявок передаёт в событии ссылку на маршрут и его версию и отдаёт их при чтении заявки по id. Таблица нужна для запрета деактивации при незавершённых заявках, признака активных заявок в карточке маршрута и выявления заявок, связанных с маршрутом после деактивации.</w:t>
       </w:r>
     </w:p>
     <w:tbl>
@@ -12638,7 +12754,7 @@
                 <w:sz w:val="18"/>
                 <w:szCs w:val="18"/>
               </w:rPr>
-              <w:t>Организация заявки из события. Расхождение с организацией маршрута выявляется контролем.</w:t>
+              <w:t>Организация заявки из события. Расхождение с организацией маршрута фиксируется оповещением.</w:t>
             </w:r>
           </w:p>
         </w:tc>
@@ -13007,7 +13123,7 @@
                 <w:sz w:val="18"/>
                 <w:szCs w:val="18"/>
               </w:rPr>
-              <w:t>Статус заявки как в событии. Отнесение к завершённым выполняет приложение; неизвестный статус блокирует деактивацию.</w:t>
+              <w:t>Статус заявки из последнего события или чтения заявки. Отнесение к завершённым выполняет приложение; неизвестный статус блокирует деактивацию.</w:t>
             </w:r>
           </w:p>
         </w:tc>
@@ -13042,7 +13158,7 @@
                 <w:sz w:val="18"/>
                 <w:szCs w:val="18"/>
               </w:rPr>
-              <w:t>linked_at</w:t>
+              <w:t>request_created_at</w:t>
             </w:r>
           </w:p>
         </w:tc>
@@ -13101,7 +13217,7 @@
                 <w:sz w:val="18"/>
                 <w:szCs w:val="18"/>
               </w:rPr>
-              <w:t>Да / now()</w:t>
+              <w:t>Да</w:t>
             </w:r>
           </w:p>
         </w:tc>
@@ -13130,7 +13246,7 @@
                 <w:sz w:val="18"/>
                 <w:szCs w:val="18"/>
               </w:rPr>
-              <w:t>Момент, когда сервис получил связь заявки с маршрутом. По нему выявляется связь, появившаяся после деактивации.</w:t>
+              <w:t>Время создания заявки из события (creationTime; сервис заявок пишет его в UTC). Отличает заявку, созданную до деактивации, от созданной после неё.</w:t>
             </w:r>
           </w:p>
         </w:tc>
@@ -13165,7 +13281,7 @@
                 <w:sz w:val="18"/>
                 <w:szCs w:val="18"/>
               </w:rPr>
-              <w:t>updated_at</w:t>
+              <w:t>linked_at</w:t>
             </w:r>
           </w:p>
         </w:tc>
@@ -13253,7 +13369,130 @@
                 <w:sz w:val="18"/>
                 <w:szCs w:val="18"/>
               </w:rPr>
-              <w:t>Момент применения последнего события по заявке.</w:t>
+              <w:t>Момент, когда сервис получил связь заявки с маршрутом. Свежая связь при ответе «заявка не найдена» не удаляется: заявка может быть ещё не записана.</w:t>
+            </w:r>
+          </w:p>
+        </w:tc>
+      </w:tr>
+      <w:tr>
+        <w:trPr>
+          <w:cantSplit/>
+          <w:jc w:val="center"/>
+        </w:trPr>
+        <w:tc>
+          <w:tcPr>
+            <w:tcW w:w="2304" w:type="dxa"/>
+            <w:tcMar>
+              <w:top w:w="75" w:type="dxa"/>
+              <w:left w:w="75" w:type="dxa"/>
+              <w:bottom w:w="75" w:type="dxa"/>
+              <w:right w:w="75" w:type="dxa"/>
+            </w:tcMar>
+            <w:vAlign w:val="center"/>
+          </w:tcPr>
+          <w:p>
+            <w:pPr>
+              <w:spacing w:after="0" w:line="250" w:lineRule="auto"/>
+              <w:rPr>
+                <w:sz w:val="18"/>
+                <w:szCs w:val="18"/>
+              </w:rPr>
+            </w:pPr>
+            <w:r>
+              <w:rPr>
+                <w:color w:val="0070C0"/>
+                <w:sz w:val="18"/>
+                <w:szCs w:val="18"/>
+              </w:rPr>
+              <w:t>updated_at</w:t>
+            </w:r>
+          </w:p>
+        </w:tc>
+        <w:tc>
+          <w:tcPr>
+            <w:tcW w:w="1613" w:type="dxa"/>
+            <w:tcMar>
+              <w:top w:w="75" w:type="dxa"/>
+              <w:left w:w="75" w:type="dxa"/>
+              <w:bottom w:w="75" w:type="dxa"/>
+              <w:right w:w="75" w:type="dxa"/>
+            </w:tcMar>
+            <w:vAlign w:val="center"/>
+          </w:tcPr>
+          <w:p>
+            <w:pPr>
+              <w:spacing w:after="0" w:line="250" w:lineRule="auto"/>
+              <w:rPr>
+                <w:sz w:val="18"/>
+                <w:szCs w:val="18"/>
+              </w:rPr>
+            </w:pPr>
+            <w:r>
+              <w:rPr>
+                <w:color w:val="0070C0"/>
+                <w:sz w:val="18"/>
+                <w:szCs w:val="18"/>
+              </w:rPr>
+              <w:t>timestamptz</w:t>
+            </w:r>
+          </w:p>
+        </w:tc>
+        <w:tc>
+          <w:tcPr>
+            <w:tcW w:w="1123" w:type="dxa"/>
+            <w:tcMar>
+              <w:top w:w="75" w:type="dxa"/>
+              <w:left w:w="75" w:type="dxa"/>
+              <w:bottom w:w="75" w:type="dxa"/>
+              <w:right w:w="75" w:type="dxa"/>
+            </w:tcMar>
+            <w:vAlign w:val="center"/>
+          </w:tcPr>
+          <w:p>
+            <w:pPr>
+              <w:spacing w:after="0" w:line="250" w:lineRule="auto"/>
+              <w:jc w:val="center"/>
+              <w:rPr>
+                <w:sz w:val="18"/>
+                <w:szCs w:val="18"/>
+              </w:rPr>
+            </w:pPr>
+            <w:r>
+              <w:rPr>
+                <w:color w:val="0070C0"/>
+                <w:sz w:val="18"/>
+                <w:szCs w:val="18"/>
+              </w:rPr>
+              <w:t>Да / now()</w:t>
+            </w:r>
+          </w:p>
+        </w:tc>
+        <w:tc>
+          <w:tcPr>
+            <w:tcW w:w="5184" w:type="dxa"/>
+            <w:tcMar>
+              <w:top w:w="75" w:type="dxa"/>
+              <w:left w:w="75" w:type="dxa"/>
+              <w:bottom w:w="75" w:type="dxa"/>
+              <w:right w:w="75" w:type="dxa"/>
+            </w:tcMar>
+            <w:vAlign w:val="center"/>
+          </w:tcPr>
+          <w:p>
+            <w:pPr>
+              <w:spacing w:after="0" w:line="250" w:lineRule="auto"/>
+              <w:rPr>
+                <w:sz w:val="18"/>
+                <w:szCs w:val="18"/>
+              </w:rPr>
+            </w:pPr>
+            <w:r>
+              <w:rPr>
+                <w:color w:val="0070C0"/>
+                <w:sz w:val="18"/>
+                <w:szCs w:val="18"/>
+              </w:rPr>
+              <w:t>Момент последнего изменения строки событием или чтением заявки.</w:t>
             </w:r>
           </w:p>
         </w:tc>
@@ -13283,7 +13522,51 @@
           <w:szCs w:val="24"/>
           <w:lang w:val="ru-RU"/>
         </w:rPr>
-        <w:t>Хранятся только заявки со ссылкой на маршрут: удаление заявки или сброс ссылки (смена точек в заявке) удаляет строку. Деактивация проверяется по известным сервису заявкам; заявка, связавшаяся с маршрутом после проверки, выявляется контролем. Таблица не входит в историю маршрута и не версионируется.</w:t>
+        <w:t>Хранятся только заявки со ссылкой на маршрут. Строка создаётся или обновляется по каждому событию заявки: событие несёт ссылку целиком, поэтому потерю отдельного события восполняет следующее. Сброс ссылки (смена точек в заявке) удаляет строку; событий об удалении заявок сервис заявок не отправляет. Таблица не входит в историю маршрута и не версионируется.</w:t>
+      </w:r>
+    </w:p>
+    <w:p>
+      <w:pPr>
+        <w:ind w:firstLine="709"/>
+        <w:jc w:val="both"/>
+        <w:rPr>
+          <w:rFonts w:ascii="Times New Roman" w:hAnsi="Times New Roman" w:cs="Times New Roman"/>
+          <w:sz w:val="24"/>
+          <w:szCs w:val="24"/>
+          <w:lang w:val="ru-RU"/>
+        </w:rPr>
+      </w:pPr>
+      <w:r>
+        <w:rPr>
+          <w:rFonts w:ascii="Times New Roman" w:hAnsi="Times New Roman" w:cs="Times New Roman"/>
+          <w:color w:val="0070C0"/>
+          <w:sz w:val="24"/>
+          <w:szCs w:val="24"/>
+          <w:lang w:val="ru-RU"/>
+        </w:rPr>
+        <w:t>Перед деактивацией приложение читает связанные заявки по id в сервисе заявок: все незавершённые и недавно ставшие терминальными (окно и состав статусов задаёт T01.2 по задержке сообщений контрагента). Статус обновляется; строка удаляется, если заявки нет или она больше не ссылается на маршрут. Свежая связь при ответе «заявка не найдена» не удаляется, деактивация откладывается.</w:t>
+      </w:r>
+    </w:p>
+    <w:p>
+      <w:pPr>
+        <w:ind w:firstLine="709"/>
+        <w:jc w:val="both"/>
+        <w:rPr>
+          <w:rFonts w:ascii="Times New Roman" w:hAnsi="Times New Roman" w:cs="Times New Roman"/>
+          <w:sz w:val="24"/>
+          <w:szCs w:val="24"/>
+          <w:lang w:val="ru-RU"/>
+        </w:rPr>
+      </w:pPr>
+      <w:r>
+        <w:rPr>
+          <w:rFonts w:ascii="Times New Roman" w:hAnsi="Times New Roman" w:cs="Times New Roman"/>
+          <w:color w:val="0070C0"/>
+          <w:sz w:val="24"/>
+          <w:szCs w:val="24"/>
+          <w:lang w:val="ru-RU"/>
+        </w:rPr>
+        <w:t>Событие с незавершённым статусом по неактивному маршруту вызывает оповещение: так выявляются связь, появившаяся после проверки, и возврат заявки из терминального статуса. Чтение опирается на то, что сервис заявок отдаёт заявку по id без фильтра по пользователю; это фиксируется договорённостью с командой сервиса заявок и проверяется на стенде вместе с правами.</w:t>
       </w:r>
     </w:p>
     <w:p>
@@ -13888,7 +14171,26 @@
                 <w:szCs w:val="18"/>
                 <w:lang w:val="ru-RU"/>
               </w:rPr>
-              <w:t>Допустимость увеличения периода, действие связанного тарифа и отсутствие дубля по новому состоянию.</w:t>
+              <w:t xml:space="preserve">Допустимость </w:t>
+            </w:r>
+            <w:r>
+              <w:rPr>
+                <w:rFonts w:ascii="Times New Roman" w:hAnsi="Times New Roman" w:cs="Times New Roman"/>
+                <w:color w:val="0070C0"/>
+                <w:sz w:val="18"/>
+                <w:szCs w:val="18"/>
+                <w:lang w:val="ru-RU"/>
+              </w:rPr>
+              <w:t>изменения периода по правилам раздела 5</w:t>
+            </w:r>
+            <w:r>
+              <w:rPr>
+                <w:rFonts w:ascii="Times New Roman" w:hAnsi="Times New Roman" w:cs="Times New Roman"/>
+                <w:sz w:val="18"/>
+                <w:szCs w:val="18"/>
+                <w:lang w:val="ru-RU"/>
+              </w:rPr>
+              <w:t>, действие связанного тарифа и отсутствие дубля по новому состоянию.</w:t>
             </w:r>
           </w:p>
         </w:tc>
@@ -14105,7 +14407,7 @@
                 <w:szCs w:val="18"/>
                 <w:lang w:val="ru-RU"/>
               </w:rPr>
-              <w:t xml:space="preserve">Деактивация запрещена, если сервису известны связанные заявки в нетерминальном статусе (по событиям заявок); заявка, связавшаяся с маршрутом после проверки, деактивацию не отменяет и выявляется контролем; </w:t>
+              <w:t xml:space="preserve">Деактивация запрещена, если после чтения связанных заявок перед деактивацией среди них есть заявки в нетерминальном статусе; заявка, связавшаяся с маршрутом после проверки, деактивацию не отменяет и вызывает оповещение; </w:t>
             </w:r>
             <w:r>
               <w:rPr>
@@ -14545,7 +14847,7 @@
                 <w:szCs w:val="18"/>
                 <w:lang w:val="ru-RU"/>
               </w:rPr>
-              <w:t>Заполнение по событиям заявок; удаление строки при удалении заявки или сбросе ссылки; отнесение статусов к завершённым; сверка организации заявки с организацией маршрута.</w:t>
+              <w:t>Заполнение по событиям заявок; чтение связанных заявок перед деактивацией; удаление строки при сбросе ссылки или отсутствии заявки; отнесение статусов к завершённым; оповещения о незавершённом событии по неактивному маршруту и о расхождении организаций.</w:t>
             </w:r>
           </w:p>
         </w:tc>
@@ -14851,7 +15153,7 @@
           <w:szCs w:val="24"/>
           <w:lang w:val="ru-RU"/>
         </w:rPr>
-        <w:t xml:space="preserve"> Дополнение 19.10.2026 проверено в PostgreSQL 16: полный скрипт создаёт шесть таблиц, CHECK версии и NOT NULL новой таблицы срабатывают.</w:t>
+        <w:t xml:space="preserve"> Дополнение 19.10.2026 проверено в PostgreSQL 16: полный скрипт создаёт шесть таблиц, CHECK версии и NOT NULL новой таблицы, включая request_created_at, срабатывают.</w:t>
       </w:r>
     </w:p>
     <w:p>
@@ -14963,7 +15265,17 @@
           <w:szCs w:val="24"/>
           <w:lang w:val="ru-RU"/>
         </w:rPr>
-        <w:t xml:space="preserve"> таблиц и ограничения согласованной модели. Он предназначен для однократного создания схемы нового сервиса. valid_from и valid_to обязательны; допустимо значение DATE '9999-12-31' при valid_from ≤ valid_to. Открытые бизнес-вопросы перечислены в разделе 8.</w:t>
+        <w:t xml:space="preserve"> таблиц и ограничения согласованной модели. Он предназначен для однократного создания схемы нового сервиса. valid_from и valid_to обязательны; допустимо значение DATE '9999-12-31' при valid_from ≤ valid_to. </w:t>
+      </w:r>
+      <w:r>
+        <w:rPr>
+          <w:rFonts w:ascii="Times New Roman" w:hAnsi="Times New Roman" w:cs="Times New Roman"/>
+          <w:color w:val="0070C0"/>
+          <w:sz w:val="24"/>
+          <w:szCs w:val="24"/>
+          <w:lang w:val="ru-RU"/>
+        </w:rPr>
+        <w:t>Правила изменения границ периода (раздел 5) проверяет приложение.</w:t>
       </w:r>
     </w:p>
     <w:p>
@@ -17587,6 +17899,25 @@
           <w:sz w:val="16"/>
           <w:szCs w:val="16"/>
         </w:rPr>
+        <w:t xml:space="preserve">    request_created_at     timestamptz NOT NULL,</w:t>
+      </w:r>
+    </w:p>
+    <w:p>
+      <w:pPr>
+        <w:pStyle w:val="Code"/>
+        <w:rPr>
+          <w:rFonts w:ascii="Arial" w:hAnsi="Arial" w:cs="Arial"/>
+          <w:sz w:val="16"/>
+          <w:szCs w:val="16"/>
+        </w:rPr>
+      </w:pPr>
+      <w:r>
+        <w:rPr>
+          <w:rFonts w:ascii="Arial" w:hAnsi="Arial" w:cs="Arial"/>
+          <w:color w:val="0070C0"/>
+          <w:sz w:val="16"/>
+          <w:szCs w:val="16"/>
+        </w:rPr>
         <w:t xml:space="preserve">    linked_at              timestamptz NOT NULL DEFAULT now(),</w:t>
       </w:r>
     </w:p>
@@ -20276,7 +20607,7 @@
           <w:sz w:val="16"/>
           <w:szCs w:val="16"/>
         </w:rPr>
-        <w:t xml:space="preserve">    IS 'Статус заявки из события';</w:t>
+        <w:t xml:space="preserve">    IS 'Статус заявки из последнего события или чтения заявки';</w:t>
       </w:r>
     </w:p>
     <w:p>
@@ -20295,6 +20626,44 @@
           <w:sz w:val="16"/>
           <w:szCs w:val="16"/>
         </w:rPr>
+        <w:t xml:space="preserve">COMMENT ON COLUMN favorite_route.favorite_route_request.request_created_at</w:t>
+      </w:r>
+    </w:p>
+    <w:p>
+      <w:pPr>
+        <w:pStyle w:val="Code"/>
+        <w:rPr>
+          <w:rFonts w:ascii="Arial" w:hAnsi="Arial" w:cs="Arial"/>
+          <w:sz w:val="16"/>
+          <w:szCs w:val="16"/>
+        </w:rPr>
+      </w:pPr>
+      <w:r>
+        <w:rPr>
+          <w:rFonts w:ascii="Arial" w:hAnsi="Arial" w:cs="Arial"/>
+          <w:color w:val="0070C0"/>
+          <w:sz w:val="16"/>
+          <w:szCs w:val="16"/>
+        </w:rPr>
+        <w:t xml:space="preserve">    IS 'Время создания заявки из события (creationTime, UTC)';</w:t>
+      </w:r>
+    </w:p>
+    <w:p>
+      <w:pPr>
+        <w:pStyle w:val="Code"/>
+        <w:rPr>
+          <w:rFonts w:ascii="Arial" w:hAnsi="Arial" w:cs="Arial"/>
+          <w:sz w:val="16"/>
+          <w:szCs w:val="16"/>
+        </w:rPr>
+      </w:pPr>
+      <w:r>
+        <w:rPr>
+          <w:rFonts w:ascii="Arial" w:hAnsi="Arial" w:cs="Arial"/>
+          <w:color w:val="0070C0"/>
+          <w:sz w:val="16"/>
+          <w:szCs w:val="16"/>
+        </w:rPr>
         <w:t>COMMENT ON COLUMN favorite_route.favorite_route_request.linked_at</w:t>
       </w:r>
     </w:p>
@@ -20352,7 +20721,7 @@
           <w:sz w:val="16"/>
           <w:szCs w:val="16"/>
         </w:rPr>
-        <w:t xml:space="preserve">    IS 'Момент применения последнего события по заявке';</w:t>
+        <w:t xml:space="preserve">    IS 'Момент последнего изменения строки';</w:t>
       </w:r>
     </w:p>
     <w:sectPr>
